--- a/docs/lista_louvores/Textos_Louvores/FELICIDADE NO SERVIÇO (410 CC).docx
+++ b/docs/lista_louvores/Textos_Louvores/FELICIDADE NO SERVIÇO (410 CC).docx
@@ -4,27 +4,15 @@
   <w:body>
     <w:p>
       <w:pPr>
-        <w:pStyle w:val="SemEspaamento"/>
-        <w:rPr>
-          <w:rFonts w:ascii="Times New Roman" w:hAnsi="Times New Roman" w:cs="Times New Roman"/>
-        </w:rPr>
+        <w:pStyle w:val="Ttulo1"/>
       </w:pPr>
       <w:r>
-        <w:rPr>
-          <w:rFonts w:ascii="Times New Roman" w:hAnsi="Times New Roman" w:cs="Times New Roman"/>
-        </w:rPr>
         <w:t>FELICIDADE NO SERVIÇO</w:t>
       </w:r>
       <w:r>
-        <w:rPr>
-          <w:rFonts w:ascii="Times New Roman" w:hAnsi="Times New Roman" w:cs="Times New Roman"/>
-        </w:rPr>
         <w:t xml:space="preserve"> </w:t>
       </w:r>
       <w:r>
-        <w:rPr>
-          <w:rFonts w:ascii="Times New Roman" w:hAnsi="Times New Roman" w:cs="Times New Roman"/>
-        </w:rPr>
         <w:t>(410 CC)</w:t>
       </w:r>
     </w:p>
@@ -407,7 +395,6 @@
         <w:t>[REFRÃO]</w:t>
       </w:r>
     </w:p>
-    <w:p/>
     <w:sectPr>
       <w:pgSz w:w="11906" w:h="16838"/>
       <w:pgMar w:top="1417" w:right="1701" w:bottom="1417" w:left="1701" w:header="708" w:footer="708" w:gutter="0"/>
